--- a/Slots/H027_宙斯 2500/文件/101027/101027_Game Description.docx
+++ b/Slots/H027_宙斯 2500/文件/101027/101027_Game Description.docx
@@ -2535,7 +2535,7 @@
           <w:sz w:val="24"/>
           <w:szCs w:val="24"/>
         </w:rPr>
-        <w:t>WHEN A FREE SPIN HAS BOTH A REGULAR-SYMBOL WIN AND [C2] / [C3] ON THE FINAL REELS, THE SUM OF THOSE VALUES IS ADDED TO THE CARRYING MULTIPLIER.</w:t>
+        <w:t>WHEN A FREE SPIN HAS BOTH A REGULAR-SYMBOL WIN AND [C2] / [C3] ON THE FINAL REELS, THE SUM OF THOSE VALUES IS ADDED TO THE ACCUMULATED MULTIPLIER.</w:t>
       </w:r>
     </w:p>
     <w:p>
@@ -2551,7 +2551,7 @@
           <w:sz w:val="24"/>
           <w:szCs w:val="24"/>
         </w:rPr>
-        <w:t>FREE SPINS WITH ONLY A [C1] WIN, OR WITH NO WIN, DO NOT ADD TO THE CARRYING MULTIPLIER.</w:t>
+        <w:t>FREE SPINS WITH ONLY A [C1] WIN, OR WITH NO WIN, DO NOT ADD TO THE ACCUMULATED MULTIPLIER.</w:t>
       </w:r>
     </w:p>
     <w:p>
@@ -2567,7 +2567,7 @@
           <w:sz w:val="24"/>
           <w:szCs w:val="24"/>
         </w:rPr>
-        <w:t>THE CARRYING MULTIPLIER APPLIES ONLY ON A SPIN WHOSE OWN FINAL REELS CONTAIN [C2] / [C3]. IF A SPIN HAS A REGULAR-SYMBOL WIN BUT NO MULTIPLIER SYMBOL, IT IS PAID AT {1}X AND THE CARRYING MULTIPLIER IS KEPT, NOT RESET.</w:t>
+        <w:t>THE ACCUMULATED MULTIPLIER APPLIES ONLY ON A SPIN WHOSE OWN FINAL REELS CONTAIN [C2] / [C3]. IF A SPIN HAS A REGULAR-SYMBOL WIN BUT NO MULTIPLIER SYMBOL, IT IS PAID AT {1}X AND THE ACCUMULATED MULTIPLIER IS KEPT, NOT RESET.</w:t>
       </w:r>
     </w:p>
     <w:p>
@@ -2599,7 +2599,7 @@
           <w:sz w:val="24"/>
           <w:szCs w:val="24"/>
         </w:rPr>
-        <w:t>THE CARRYING MULTIPLIER IS KEPT UNTIL THE FREE GAME FEATURE ENDS.</w:t>
+        <w:t>THE ACCUMULATED MULTIPLIER IS KEPT UNTIL THE FREE GAME FEATURE ENDS.</w:t>
       </w:r>
     </w:p>
     <w:p>
